--- a/Protocols_Coral_Sample_prep/Protocols_Airbrushing.docx
+++ b/Protocols_Coral_Sample_prep/Protocols_Airbrushing.docx
@@ -1,6 +1,6 @@
 
 <file path=word/document.xml><?xml version="1.0" encoding="utf-8"?>
-<w:document xmlns:wpc="http://schemas.microsoft.com/office/word/2010/wordprocessingCanvas" xmlns:cx="http://schemas.microsoft.com/office/drawing/2014/chartex" xmlns:cx1="http://schemas.microsoft.com/office/drawing/2015/9/8/chartex" xmlns:cx2="http://schemas.microsoft.com/office/drawing/2015/10/21/chartex" xmlns:cx3="http://schemas.microsoft.com/office/drawing/2016/5/9/chartex" xmlns:cx4="http://schemas.microsoft.com/office/drawing/2016/5/10/chartex" xmlns:cx5="http://schemas.microsoft.com/office/drawing/2016/5/11/chartex" xmlns:cx6="http://schemas.microsoft.com/office/drawing/2016/5/12/chartex" xmlns:cx7="http://schemas.microsoft.com/office/drawing/2016/5/13/chartex" xmlns:cx8="http://schemas.microsoft.com/office/drawing/2016/5/14/chartex" xmlns:mc="http://schemas.openxmlformats.org/markup-compatibility/2006" xmlns:aink="http://schemas.microsoft.com/office/drawing/2016/ink" xmlns:am3d="http://schemas.microsoft.com/office/drawing/2017/model3d" xmlns:o="urn:schemas-microsoft-com:office:office" xmlns:oel="http://schemas.microsoft.com/office/2019/extlst" xmlns:r="http://schemas.openxmlformats.org/officeDocument/2006/relationships" xmlns:m="http://schemas.openxmlformats.org/officeDocument/2006/math" xmlns:v="urn:schemas-microsoft-com:vml" xmlns:wp14="http://schemas.microsoft.com/office/word/2010/wordprocessingDrawing" xmlns:wp="http://schemas.openxmlformats.org/drawingml/2006/wordprocessingDrawing" xmlns:w10="urn:schemas-microsoft-com:office:word" xmlns:w="http://schemas.openxmlformats.org/wordprocessingml/2006/main" xmlns:w14="http://schemas.microsoft.com/office/word/2010/wordml" xmlns:w15="http://schemas.microsoft.com/office/word/2012/wordml" xmlns:w16cex="http://schemas.microsoft.com/office/word/2018/wordml/cex" xmlns:w16cid="http://schemas.microsoft.com/office/word/2016/wordml/cid" xmlns:w16="http://schemas.microsoft.com/office/word/2018/wordml" xmlns:w16sdtdh="http://schemas.microsoft.com/office/word/2020/wordml/sdtdatahash" xmlns:w16se="http://schemas.microsoft.com/office/word/2015/wordml/symex" xmlns:wpg="http://schemas.microsoft.com/office/word/2010/wordprocessingGroup" xmlns:wpi="http://schemas.microsoft.com/office/word/2010/wordprocessingInk" xmlns:wne="http://schemas.microsoft.com/office/word/2006/wordml" xmlns:wps="http://schemas.microsoft.com/office/word/2010/wordprocessingShape" mc:Ignorable="w14 w15 w16se w16cid w16 w16cex w16sdtdh wp14">
+<w:document xmlns:wpc="http://schemas.microsoft.com/office/word/2010/wordprocessingCanvas" xmlns:cx="http://schemas.microsoft.com/office/drawing/2014/chartex" xmlns:cx1="http://schemas.microsoft.com/office/drawing/2015/9/8/chartex" xmlns:cx2="http://schemas.microsoft.com/office/drawing/2015/10/21/chartex" xmlns:cx3="http://schemas.microsoft.com/office/drawing/2016/5/9/chartex" xmlns:cx4="http://schemas.microsoft.com/office/drawing/2016/5/10/chartex" xmlns:cx5="http://schemas.microsoft.com/office/drawing/2016/5/11/chartex" xmlns:cx6="http://schemas.microsoft.com/office/drawing/2016/5/12/chartex" xmlns:cx7="http://schemas.microsoft.com/office/drawing/2016/5/13/chartex" xmlns:cx8="http://schemas.microsoft.com/office/drawing/2016/5/14/chartex" xmlns:mc="http://schemas.openxmlformats.org/markup-compatibility/2006" xmlns:aink="http://schemas.microsoft.com/office/drawing/2016/ink" xmlns:am3d="http://schemas.microsoft.com/office/drawing/2017/model3d" xmlns:o="urn:schemas-microsoft-com:office:office" xmlns:oel="http://schemas.microsoft.com/office/2019/extlst" xmlns:r="http://schemas.openxmlformats.org/officeDocument/2006/relationships" xmlns:m="http://schemas.openxmlformats.org/officeDocument/2006/math" xmlns:v="urn:schemas-microsoft-com:vml" xmlns:wp14="http://schemas.microsoft.com/office/word/2010/wordprocessingDrawing" xmlns:wp="http://schemas.openxmlformats.org/drawingml/2006/wordprocessingDrawing" xmlns:w10="urn:schemas-microsoft-com:office:word" xmlns:w="http://schemas.openxmlformats.org/wordprocessingml/2006/main" xmlns:w14="http://schemas.microsoft.com/office/word/2010/wordml" xmlns:w15="http://schemas.microsoft.com/office/word/2012/wordml" xmlns:w16cex="http://schemas.microsoft.com/office/word/2018/wordml/cex" xmlns:w16cid="http://schemas.microsoft.com/office/word/2016/wordml/cid" xmlns:w16="http://schemas.microsoft.com/office/word/2018/wordml" xmlns:w16du="http://schemas.microsoft.com/office/word/2023/wordml/word16du" xmlns:w16sdtdh="http://schemas.microsoft.com/office/word/2020/wordml/sdtdatahash" xmlns:w16sdtfl="http://schemas.microsoft.com/office/word/2024/wordml/sdtformatlock" xmlns:w16se="http://schemas.microsoft.com/office/word/2015/wordml/symex" xmlns:wpg="http://schemas.microsoft.com/office/word/2010/wordprocessingGroup" xmlns:wpi="http://schemas.microsoft.com/office/word/2010/wordprocessingInk" xmlns:wne="http://schemas.microsoft.com/office/word/2006/wordml" xmlns:wps="http://schemas.microsoft.com/office/word/2010/wordprocessingShape" mc:Ignorable="w14 w15 w16se w16cid w16 w16cex w16sdtdh w16sdtfl w16du wp14">
   <w:body>
     <w:p>
       <w:pPr>
@@ -111,7 +111,19 @@
         <w:rPr>
           <w:rFonts w:ascii="Times New Roman" w:hAnsi="Times New Roman" w:cs="Times New Roman"/>
         </w:rPr>
-        <w:t xml:space="preserve"> (Compressor, hose, brush, bottle) </w:t>
+        <w:t xml:space="preserve"> (Compressor, hose,</w:t>
+      </w:r>
+      <w:r>
+        <w:rPr>
+          <w:rFonts w:ascii="Times New Roman" w:hAnsi="Times New Roman" w:cs="Times New Roman"/>
+        </w:rPr>
+        <w:t xml:space="preserve"> airbrush</w:t>
+      </w:r>
+      <w:r>
+        <w:rPr>
+          <w:rFonts w:ascii="Times New Roman" w:hAnsi="Times New Roman" w:cs="Times New Roman"/>
+        </w:rPr>
+        <w:t xml:space="preserve"> brush) </w:t>
       </w:r>
       <w:r>
         <w:rPr>
@@ -135,7 +147,13 @@
         <w:rPr>
           <w:rFonts w:ascii="Times New Roman" w:hAnsi="Times New Roman" w:cs="Times New Roman"/>
         </w:rPr>
-        <w:t>1x PBS (pH = 7.4)</w:t>
+        <w:t>Ice bucket</w:t>
+      </w:r>
+      <w:r>
+        <w:rPr>
+          <w:rFonts w:ascii="Times New Roman" w:hAnsi="Times New Roman" w:cs="Times New Roman"/>
+        </w:rPr>
+        <w:t xml:space="preserve"> </w:t>
       </w:r>
     </w:p>
     <w:p>
@@ -153,13 +171,21 @@
         <w:rPr>
           <w:rFonts w:ascii="Times New Roman" w:hAnsi="Times New Roman" w:cs="Times New Roman"/>
         </w:rPr>
-        <w:t xml:space="preserve">Ice bucket </w:t>
-      </w:r>
-      <w:r>
-        <w:rPr>
-          <w:rFonts w:ascii="Times New Roman" w:hAnsi="Times New Roman" w:cs="Times New Roman"/>
-        </w:rPr>
-        <w:t xml:space="preserve">&amp; freezer beads </w:t>
+        <w:t xml:space="preserve">Quart size </w:t>
+      </w:r>
+      <w:proofErr w:type="spellStart"/>
+      <w:r>
+        <w:rPr>
+          <w:rFonts w:ascii="Times New Roman" w:hAnsi="Times New Roman" w:cs="Times New Roman"/>
+        </w:rPr>
+        <w:t>ziplock</w:t>
+      </w:r>
+      <w:proofErr w:type="spellEnd"/>
+      <w:r>
+        <w:rPr>
+          <w:rFonts w:ascii="Times New Roman" w:hAnsi="Times New Roman" w:cs="Times New Roman"/>
+        </w:rPr>
+        <w:t xml:space="preserve"> bags </w:t>
       </w:r>
     </w:p>
     <w:p>
@@ -177,7 +203,488 @@
         <w:rPr>
           <w:rFonts w:ascii="Times New Roman" w:hAnsi="Times New Roman" w:cs="Times New Roman"/>
         </w:rPr>
-        <w:t xml:space="preserve">Quart size </w:t>
+        <w:t>50</w:t>
+      </w:r>
+      <w:r>
+        <w:rPr>
+          <w:rFonts w:ascii="Times New Roman" w:hAnsi="Times New Roman" w:cs="Times New Roman"/>
+        </w:rPr>
+        <w:t xml:space="preserve"> </w:t>
+      </w:r>
+      <w:r>
+        <w:rPr>
+          <w:rFonts w:ascii="Times New Roman" w:hAnsi="Times New Roman" w:cs="Times New Roman"/>
+        </w:rPr>
+        <w:t xml:space="preserve">mL falcon tubes </w:t>
+      </w:r>
+    </w:p>
+    <w:p>
+      <w:pPr>
+        <w:pStyle w:val="ListParagraph"/>
+        <w:numPr>
+          <w:ilvl w:val="0"/>
+          <w:numId w:val="1"/>
+        </w:numPr>
+        <w:rPr>
+          <w:rFonts w:ascii="Times New Roman" w:hAnsi="Times New Roman" w:cs="Times New Roman"/>
+        </w:rPr>
+      </w:pPr>
+      <w:r>
+        <w:rPr>
+          <w:rFonts w:ascii="Times New Roman" w:hAnsi="Times New Roman" w:cs="Times New Roman"/>
+        </w:rPr>
+        <w:t xml:space="preserve">70% </w:t>
+      </w:r>
+      <w:r>
+        <w:rPr>
+          <w:rFonts w:ascii="Times New Roman" w:hAnsi="Times New Roman" w:cs="Times New Roman"/>
+        </w:rPr>
+        <w:t xml:space="preserve">Ethanol to clean surface </w:t>
+      </w:r>
+    </w:p>
+    <w:p>
+      <w:pPr>
+        <w:pStyle w:val="ListParagraph"/>
+        <w:numPr>
+          <w:ilvl w:val="0"/>
+          <w:numId w:val="1"/>
+        </w:numPr>
+        <w:rPr>
+          <w:rFonts w:ascii="Times New Roman" w:hAnsi="Times New Roman" w:cs="Times New Roman"/>
+        </w:rPr>
+      </w:pPr>
+      <w:r>
+        <w:rPr>
+          <w:rFonts w:ascii="Times New Roman" w:hAnsi="Times New Roman" w:cs="Times New Roman"/>
+        </w:rPr>
+        <w:t>Forceps</w:t>
+      </w:r>
+    </w:p>
+    <w:p>
+      <w:pPr>
+        <w:pStyle w:val="ListParagraph"/>
+        <w:numPr>
+          <w:ilvl w:val="0"/>
+          <w:numId w:val="1"/>
+        </w:numPr>
+        <w:rPr>
+          <w:rFonts w:ascii="Times New Roman" w:hAnsi="Times New Roman" w:cs="Times New Roman"/>
+        </w:rPr>
+      </w:pPr>
+      <w:r>
+        <w:rPr>
+          <w:rFonts w:ascii="Times New Roman" w:hAnsi="Times New Roman" w:cs="Times New Roman"/>
+        </w:rPr>
+        <w:t xml:space="preserve">Clean Squeeze bottle </w:t>
+      </w:r>
+      <w:r>
+        <w:rPr>
+          <w:rFonts w:ascii="Times New Roman" w:hAnsi="Times New Roman" w:cs="Times New Roman"/>
+        </w:rPr>
+        <w:t xml:space="preserve">with DI </w:t>
+      </w:r>
+    </w:p>
+    <w:p>
+      <w:pPr>
+        <w:pStyle w:val="ListParagraph"/>
+        <w:numPr>
+          <w:ilvl w:val="0"/>
+          <w:numId w:val="1"/>
+        </w:numPr>
+        <w:rPr>
+          <w:rFonts w:ascii="Times New Roman" w:hAnsi="Times New Roman" w:cs="Times New Roman"/>
+        </w:rPr>
+      </w:pPr>
+      <w:r>
+        <w:rPr>
+          <w:rFonts w:ascii="Times New Roman" w:hAnsi="Times New Roman" w:cs="Times New Roman"/>
+        </w:rPr>
+        <w:t>Tissue h</w:t>
+      </w:r>
+      <w:r>
+        <w:rPr>
+          <w:rFonts w:ascii="Times New Roman" w:hAnsi="Times New Roman" w:cs="Times New Roman"/>
+        </w:rPr>
+        <w:t xml:space="preserve">omogenizer </w:t>
+      </w:r>
+      <w:r>
+        <w:rPr>
+          <w:rFonts w:ascii="Times New Roman" w:hAnsi="Times New Roman" w:cs="Times New Roman"/>
+        </w:rPr>
+        <w:t xml:space="preserve"> </w:t>
+      </w:r>
+    </w:p>
+    <w:p>
+      <w:pPr>
+        <w:pStyle w:val="ListParagraph"/>
+        <w:numPr>
+          <w:ilvl w:val="0"/>
+          <w:numId w:val="1"/>
+        </w:numPr>
+        <w:rPr>
+          <w:rFonts w:ascii="Times New Roman" w:hAnsi="Times New Roman" w:cs="Times New Roman"/>
+        </w:rPr>
+      </w:pPr>
+      <w:r>
+        <w:rPr>
+          <w:rFonts w:ascii="Times New Roman" w:hAnsi="Times New Roman" w:cs="Times New Roman"/>
+        </w:rPr>
+        <w:t>DI water</w:t>
+      </w:r>
+    </w:p>
+    <w:p>
+      <w:pPr>
+        <w:pStyle w:val="ListParagraph"/>
+        <w:numPr>
+          <w:ilvl w:val="0"/>
+          <w:numId w:val="1"/>
+        </w:numPr>
+        <w:rPr>
+          <w:rFonts w:ascii="Times New Roman" w:hAnsi="Times New Roman" w:cs="Times New Roman"/>
+        </w:rPr>
+      </w:pPr>
+      <w:r>
+        <w:rPr>
+          <w:rFonts w:ascii="Times New Roman" w:hAnsi="Times New Roman" w:cs="Times New Roman"/>
+        </w:rPr>
+        <w:t xml:space="preserve">Kim wipes </w:t>
+      </w:r>
+    </w:p>
+    <w:p>
+      <w:pPr>
+        <w:pStyle w:val="ListParagraph"/>
+        <w:numPr>
+          <w:ilvl w:val="0"/>
+          <w:numId w:val="1"/>
+        </w:numPr>
+        <w:rPr>
+          <w:rFonts w:ascii="Times New Roman" w:hAnsi="Times New Roman" w:cs="Times New Roman"/>
+        </w:rPr>
+      </w:pPr>
+      <w:r>
+        <w:rPr>
+          <w:rFonts w:ascii="Times New Roman" w:hAnsi="Times New Roman" w:cs="Times New Roman"/>
+        </w:rPr>
+        <w:t xml:space="preserve">Gloves </w:t>
+      </w:r>
+    </w:p>
+    <w:p>
+      <w:pPr>
+        <w:pStyle w:val="ListParagraph"/>
+        <w:numPr>
+          <w:ilvl w:val="0"/>
+          <w:numId w:val="1"/>
+        </w:numPr>
+        <w:rPr>
+          <w:rFonts w:ascii="Times New Roman" w:hAnsi="Times New Roman" w:cs="Times New Roman"/>
+        </w:rPr>
+      </w:pPr>
+      <w:r>
+        <w:rPr>
+          <w:rFonts w:ascii="Times New Roman" w:hAnsi="Times New Roman" w:cs="Times New Roman"/>
+        </w:rPr>
+        <w:t xml:space="preserve">Scissors </w:t>
+      </w:r>
+    </w:p>
+    <w:p>
+      <w:pPr>
+        <w:pStyle w:val="ListParagraph"/>
+        <w:numPr>
+          <w:ilvl w:val="0"/>
+          <w:numId w:val="1"/>
+        </w:numPr>
+        <w:rPr>
+          <w:rFonts w:ascii="Times New Roman" w:hAnsi="Times New Roman" w:cs="Times New Roman"/>
+        </w:rPr>
+      </w:pPr>
+      <w:r>
+        <w:rPr>
+          <w:rFonts w:ascii="Times New Roman" w:hAnsi="Times New Roman" w:cs="Times New Roman"/>
+        </w:rPr>
+        <w:t>Tube Rack</w:t>
+      </w:r>
+    </w:p>
+    <w:p>
+      <w:pPr>
+        <w:pStyle w:val="ListParagraph"/>
+        <w:numPr>
+          <w:ilvl w:val="0"/>
+          <w:numId w:val="1"/>
+        </w:numPr>
+        <w:rPr>
+          <w:rFonts w:ascii="Times New Roman" w:hAnsi="Times New Roman" w:cs="Times New Roman"/>
+        </w:rPr>
+      </w:pPr>
+      <w:r>
+        <w:rPr>
+          <w:rFonts w:ascii="Times New Roman" w:hAnsi="Times New Roman" w:cs="Times New Roman"/>
+        </w:rPr>
+        <w:t xml:space="preserve">Marker </w:t>
+      </w:r>
+    </w:p>
+    <w:p>
+      <w:pPr>
+        <w:rPr>
+          <w:rFonts w:ascii="Times New Roman" w:hAnsi="Times New Roman" w:cs="Times New Roman"/>
+        </w:rPr>
+      </w:pPr>
+    </w:p>
+    <w:p>
+      <w:pPr>
+        <w:rPr>
+          <w:rFonts w:ascii="Times New Roman" w:hAnsi="Times New Roman" w:cs="Times New Roman"/>
+          <w:u w:val="single"/>
+        </w:rPr>
+      </w:pPr>
+      <w:r>
+        <w:rPr>
+          <w:rFonts w:ascii="Times New Roman" w:hAnsi="Times New Roman" w:cs="Times New Roman"/>
+          <w:u w:val="single"/>
+        </w:rPr>
+        <w:t>Prep</w:t>
+      </w:r>
+    </w:p>
+    <w:p>
+      <w:pPr>
+        <w:rPr>
+          <w:rFonts w:ascii="Times New Roman" w:hAnsi="Times New Roman" w:cs="Times New Roman"/>
+          <w:u w:val="single"/>
+        </w:rPr>
+      </w:pPr>
+    </w:p>
+    <w:p>
+      <w:pPr>
+        <w:pStyle w:val="ListParagraph"/>
+        <w:numPr>
+          <w:ilvl w:val="0"/>
+          <w:numId w:val="6"/>
+        </w:numPr>
+        <w:rPr>
+          <w:rFonts w:ascii="Times New Roman" w:hAnsi="Times New Roman" w:cs="Times New Roman"/>
+        </w:rPr>
+      </w:pPr>
+      <w:r>
+        <w:rPr>
+          <w:rFonts w:ascii="Times New Roman" w:hAnsi="Times New Roman" w:cs="Times New Roman"/>
+        </w:rPr>
+        <w:t>Fill</w:t>
+      </w:r>
+      <w:r>
+        <w:rPr>
+          <w:rFonts w:ascii="Times New Roman" w:hAnsi="Times New Roman" w:cs="Times New Roman"/>
+        </w:rPr>
+        <w:t xml:space="preserve"> airbrush</w:t>
+      </w:r>
+      <w:r>
+        <w:rPr>
+          <w:rFonts w:ascii="Times New Roman" w:hAnsi="Times New Roman" w:cs="Times New Roman"/>
+        </w:rPr>
+        <w:t xml:space="preserve"> </w:t>
+      </w:r>
+      <w:r>
+        <w:rPr>
+          <w:rFonts w:ascii="Times New Roman" w:hAnsi="Times New Roman" w:cs="Times New Roman"/>
+        </w:rPr>
+        <w:t>bottle</w:t>
+      </w:r>
+      <w:r>
+        <w:rPr>
+          <w:rFonts w:ascii="Times New Roman" w:hAnsi="Times New Roman" w:cs="Times New Roman"/>
+        </w:rPr>
+        <w:t xml:space="preserve"> and squeeze bottle</w:t>
+      </w:r>
+      <w:r>
+        <w:rPr>
+          <w:rFonts w:ascii="Times New Roman" w:hAnsi="Times New Roman" w:cs="Times New Roman"/>
+        </w:rPr>
+        <w:t xml:space="preserve"> with </w:t>
+      </w:r>
+      <w:r>
+        <w:rPr>
+          <w:rFonts w:ascii="Times New Roman" w:hAnsi="Times New Roman" w:cs="Times New Roman"/>
+        </w:rPr>
+        <w:t>DI</w:t>
+      </w:r>
+    </w:p>
+    <w:p>
+      <w:pPr>
+        <w:pStyle w:val="ListParagraph"/>
+        <w:numPr>
+          <w:ilvl w:val="0"/>
+          <w:numId w:val="6"/>
+        </w:numPr>
+        <w:rPr>
+          <w:rFonts w:ascii="Times New Roman" w:hAnsi="Times New Roman" w:cs="Times New Roman"/>
+        </w:rPr>
+      </w:pPr>
+      <w:r>
+        <w:rPr>
+          <w:rFonts w:ascii="Times New Roman" w:hAnsi="Times New Roman" w:cs="Times New Roman"/>
+        </w:rPr>
+        <w:t xml:space="preserve">Select samples and put them in the ice bucket </w:t>
+      </w:r>
+    </w:p>
+    <w:p>
+      <w:pPr>
+        <w:pStyle w:val="ListParagraph"/>
+        <w:numPr>
+          <w:ilvl w:val="0"/>
+          <w:numId w:val="6"/>
+        </w:numPr>
+        <w:rPr>
+          <w:rFonts w:ascii="Times New Roman" w:hAnsi="Times New Roman" w:cs="Times New Roman"/>
+        </w:rPr>
+      </w:pPr>
+      <w:r>
+        <w:rPr>
+          <w:rFonts w:ascii="Times New Roman" w:hAnsi="Times New Roman" w:cs="Times New Roman"/>
+        </w:rPr>
+        <w:t>Label</w:t>
+      </w:r>
+      <w:r>
+        <w:rPr>
+          <w:rFonts w:ascii="Times New Roman" w:hAnsi="Times New Roman" w:cs="Times New Roman"/>
+        </w:rPr>
+        <w:t xml:space="preserve"> 50 mL</w:t>
+      </w:r>
+      <w:r>
+        <w:rPr>
+          <w:rFonts w:ascii="Times New Roman" w:hAnsi="Times New Roman" w:cs="Times New Roman"/>
+        </w:rPr>
+        <w:t xml:space="preserve"> </w:t>
+      </w:r>
+      <w:r>
+        <w:rPr>
+          <w:rFonts w:ascii="Times New Roman" w:hAnsi="Times New Roman" w:cs="Times New Roman"/>
+        </w:rPr>
+        <w:t>f</w:t>
+      </w:r>
+      <w:r>
+        <w:rPr>
+          <w:rFonts w:ascii="Times New Roman" w:hAnsi="Times New Roman" w:cs="Times New Roman"/>
+        </w:rPr>
+        <w:t xml:space="preserve">alcon </w:t>
+      </w:r>
+      <w:r>
+        <w:rPr>
+          <w:rFonts w:ascii="Times New Roman" w:hAnsi="Times New Roman" w:cs="Times New Roman"/>
+        </w:rPr>
+        <w:t>tube</w:t>
+      </w:r>
+    </w:p>
+    <w:p>
+      <w:pPr>
+        <w:pStyle w:val="ListParagraph"/>
+        <w:numPr>
+          <w:ilvl w:val="0"/>
+          <w:numId w:val="6"/>
+        </w:numPr>
+        <w:rPr>
+          <w:rFonts w:ascii="Times New Roman" w:hAnsi="Times New Roman" w:cs="Times New Roman"/>
+        </w:rPr>
+      </w:pPr>
+      <w:r>
+        <w:rPr>
+          <w:rFonts w:ascii="Times New Roman" w:hAnsi="Times New Roman" w:cs="Times New Roman"/>
+        </w:rPr>
+        <w:t xml:space="preserve">Sanitize work area and equipment with isopropanol wipes </w:t>
+      </w:r>
+    </w:p>
+    <w:p>
+      <w:pPr>
+        <w:rPr>
+          <w:rFonts w:ascii="Times New Roman" w:hAnsi="Times New Roman" w:cs="Times New Roman"/>
+          <w:u w:val="single"/>
+        </w:rPr>
+      </w:pPr>
+    </w:p>
+    <w:p>
+      <w:pPr>
+        <w:rPr>
+          <w:rFonts w:ascii="Times New Roman" w:hAnsi="Times New Roman" w:cs="Times New Roman"/>
+          <w:u w:val="single"/>
+        </w:rPr>
+      </w:pPr>
+      <w:r>
+        <w:rPr>
+          <w:rFonts w:ascii="Times New Roman" w:hAnsi="Times New Roman" w:cs="Times New Roman"/>
+          <w:u w:val="single"/>
+        </w:rPr>
+        <w:t>Protocol</w:t>
+      </w:r>
+    </w:p>
+    <w:p>
+      <w:pPr>
+        <w:rPr>
+          <w:rFonts w:ascii="Times New Roman" w:hAnsi="Times New Roman" w:cs="Times New Roman"/>
+        </w:rPr>
+      </w:pPr>
+    </w:p>
+    <w:p>
+      <w:pPr>
+        <w:rPr>
+          <w:rFonts w:ascii="Times New Roman" w:hAnsi="Times New Roman" w:cs="Times New Roman"/>
+        </w:rPr>
+      </w:pPr>
+      <w:r>
+        <w:rPr>
+          <w:rFonts w:ascii="Times New Roman" w:hAnsi="Times New Roman" w:cs="Times New Roman"/>
+        </w:rPr>
+        <w:t xml:space="preserve">Airbrushing: </w:t>
+      </w:r>
+    </w:p>
+    <w:p>
+      <w:pPr>
+        <w:pStyle w:val="ListParagraph"/>
+        <w:numPr>
+          <w:ilvl w:val="0"/>
+          <w:numId w:val="3"/>
+        </w:numPr>
+        <w:rPr>
+          <w:rFonts w:ascii="Times New Roman" w:hAnsi="Times New Roman" w:cs="Times New Roman"/>
+        </w:rPr>
+      </w:pPr>
+      <w:r>
+        <w:rPr>
+          <w:rFonts w:ascii="Times New Roman" w:hAnsi="Times New Roman" w:cs="Times New Roman"/>
+        </w:rPr>
+        <w:t xml:space="preserve">Use cleaned forceps to place </w:t>
+      </w:r>
+      <w:r>
+        <w:rPr>
+          <w:rFonts w:ascii="Times New Roman" w:hAnsi="Times New Roman" w:cs="Times New Roman"/>
+        </w:rPr>
+        <w:t xml:space="preserve">coral </w:t>
+      </w:r>
+      <w:r>
+        <w:rPr>
+          <w:rFonts w:ascii="Times New Roman" w:hAnsi="Times New Roman" w:cs="Times New Roman"/>
+        </w:rPr>
+        <w:t>frag</w:t>
+      </w:r>
+      <w:r>
+        <w:rPr>
+          <w:rFonts w:ascii="Times New Roman" w:hAnsi="Times New Roman" w:cs="Times New Roman"/>
+        </w:rPr>
+        <w:t>ment</w:t>
+      </w:r>
+      <w:r>
+        <w:rPr>
+          <w:rFonts w:ascii="Times New Roman" w:hAnsi="Times New Roman" w:cs="Times New Roman"/>
+        </w:rPr>
+        <w:t xml:space="preserve"> in </w:t>
+      </w:r>
+      <w:r>
+        <w:rPr>
+          <w:rFonts w:ascii="Times New Roman" w:hAnsi="Times New Roman" w:cs="Times New Roman"/>
+        </w:rPr>
+        <w:t>new clean</w:t>
+      </w:r>
+      <w:r>
+        <w:rPr>
+          <w:rFonts w:ascii="Times New Roman" w:hAnsi="Times New Roman" w:cs="Times New Roman"/>
+        </w:rPr>
+        <w:t xml:space="preserve"> </w:t>
       </w:r>
       <w:proofErr w:type="spellStart"/>
       <w:r>
@@ -191,404 +698,8 @@
         <w:rPr>
           <w:rFonts w:ascii="Times New Roman" w:hAnsi="Times New Roman" w:cs="Times New Roman"/>
         </w:rPr>
-        <w:t xml:space="preserve"> bags </w:t>
-      </w:r>
-    </w:p>
-    <w:p>
-      <w:pPr>
-        <w:pStyle w:val="ListParagraph"/>
-        <w:numPr>
-          <w:ilvl w:val="0"/>
-          <w:numId w:val="1"/>
-        </w:numPr>
-        <w:rPr>
-          <w:rFonts w:ascii="Times New Roman" w:hAnsi="Times New Roman" w:cs="Times New Roman"/>
-        </w:rPr>
-      </w:pPr>
-      <w:r>
-        <w:rPr>
-          <w:rFonts w:ascii="Times New Roman" w:hAnsi="Times New Roman" w:cs="Times New Roman"/>
-        </w:rPr>
-        <w:t xml:space="preserve">50mL falcon tubes </w:t>
-      </w:r>
-    </w:p>
-    <w:p>
-      <w:pPr>
-        <w:pStyle w:val="ListParagraph"/>
-        <w:numPr>
-          <w:ilvl w:val="0"/>
-          <w:numId w:val="1"/>
-        </w:numPr>
-        <w:rPr>
-          <w:rFonts w:ascii="Times New Roman" w:hAnsi="Times New Roman" w:cs="Times New Roman"/>
-        </w:rPr>
-      </w:pPr>
-      <w:r>
-        <w:rPr>
-          <w:rFonts w:ascii="Times New Roman" w:hAnsi="Times New Roman" w:cs="Times New Roman"/>
-        </w:rPr>
-        <w:t>Isopropanol wipes</w:t>
-      </w:r>
-      <w:r>
-        <w:rPr>
-          <w:rFonts w:ascii="Times New Roman" w:hAnsi="Times New Roman" w:cs="Times New Roman"/>
-        </w:rPr>
-        <w:t xml:space="preserve"> OR Ethanol to clean surface </w:t>
-      </w:r>
-    </w:p>
-    <w:p>
-      <w:pPr>
-        <w:pStyle w:val="ListParagraph"/>
-        <w:numPr>
-          <w:ilvl w:val="0"/>
-          <w:numId w:val="1"/>
-        </w:numPr>
-        <w:rPr>
-          <w:rFonts w:ascii="Times New Roman" w:hAnsi="Times New Roman" w:cs="Times New Roman"/>
-        </w:rPr>
-      </w:pPr>
-      <w:r>
-        <w:rPr>
-          <w:rFonts w:ascii="Times New Roman" w:hAnsi="Times New Roman" w:cs="Times New Roman"/>
-        </w:rPr>
-        <w:t>Forceps</w:t>
-      </w:r>
-    </w:p>
-    <w:p>
-      <w:pPr>
-        <w:pStyle w:val="ListParagraph"/>
-        <w:numPr>
-          <w:ilvl w:val="0"/>
-          <w:numId w:val="1"/>
-        </w:numPr>
-        <w:rPr>
-          <w:rFonts w:ascii="Times New Roman" w:hAnsi="Times New Roman" w:cs="Times New Roman"/>
-        </w:rPr>
-      </w:pPr>
-      <w:r>
-        <w:rPr>
-          <w:rFonts w:ascii="Times New Roman" w:hAnsi="Times New Roman" w:cs="Times New Roman"/>
-        </w:rPr>
-        <w:t xml:space="preserve">Clean Squeeze bottle </w:t>
-      </w:r>
-    </w:p>
-    <w:p>
-      <w:pPr>
-        <w:pStyle w:val="ListParagraph"/>
-        <w:numPr>
-          <w:ilvl w:val="0"/>
-          <w:numId w:val="1"/>
-        </w:numPr>
-        <w:rPr>
-          <w:rFonts w:ascii="Times New Roman" w:hAnsi="Times New Roman" w:cs="Times New Roman"/>
-        </w:rPr>
-      </w:pPr>
-      <w:r>
-        <w:rPr>
-          <w:rFonts w:ascii="Times New Roman" w:hAnsi="Times New Roman" w:cs="Times New Roman"/>
-        </w:rPr>
-        <w:t>Tissue h</w:t>
-      </w:r>
-      <w:r>
-        <w:rPr>
-          <w:rFonts w:ascii="Times New Roman" w:hAnsi="Times New Roman" w:cs="Times New Roman"/>
-        </w:rPr>
-        <w:t xml:space="preserve">omogenizer </w:t>
-      </w:r>
-      <w:r>
-        <w:rPr>
-          <w:rFonts w:ascii="Times New Roman" w:hAnsi="Times New Roman" w:cs="Times New Roman"/>
-        </w:rPr>
-        <w:t xml:space="preserve"> </w:t>
-      </w:r>
-    </w:p>
-    <w:p>
-      <w:pPr>
-        <w:pStyle w:val="ListParagraph"/>
-        <w:numPr>
-          <w:ilvl w:val="0"/>
-          <w:numId w:val="1"/>
-        </w:numPr>
-        <w:rPr>
-          <w:rFonts w:ascii="Times New Roman" w:hAnsi="Times New Roman" w:cs="Times New Roman"/>
-        </w:rPr>
-      </w:pPr>
-      <w:r>
-        <w:rPr>
-          <w:rFonts w:ascii="Times New Roman" w:hAnsi="Times New Roman" w:cs="Times New Roman"/>
-        </w:rPr>
-        <w:t>10% bleach</w:t>
-      </w:r>
-    </w:p>
-    <w:p>
-      <w:pPr>
-        <w:pStyle w:val="ListParagraph"/>
-        <w:numPr>
-          <w:ilvl w:val="0"/>
-          <w:numId w:val="1"/>
-        </w:numPr>
-        <w:rPr>
-          <w:rFonts w:ascii="Times New Roman" w:hAnsi="Times New Roman" w:cs="Times New Roman"/>
-        </w:rPr>
-      </w:pPr>
-      <w:r>
-        <w:rPr>
-          <w:rFonts w:ascii="Times New Roman" w:hAnsi="Times New Roman" w:cs="Times New Roman"/>
-        </w:rPr>
-        <w:t>DI water</w:t>
-      </w:r>
-    </w:p>
-    <w:p>
-      <w:pPr>
-        <w:pStyle w:val="ListParagraph"/>
-        <w:numPr>
-          <w:ilvl w:val="0"/>
-          <w:numId w:val="1"/>
-        </w:numPr>
-        <w:rPr>
-          <w:rFonts w:ascii="Times New Roman" w:hAnsi="Times New Roman" w:cs="Times New Roman"/>
-        </w:rPr>
-      </w:pPr>
-      <w:r>
-        <w:rPr>
-          <w:rFonts w:ascii="Times New Roman" w:hAnsi="Times New Roman" w:cs="Times New Roman"/>
-        </w:rPr>
-        <w:t xml:space="preserve">Gloves </w:t>
-      </w:r>
-    </w:p>
-    <w:p>
-      <w:pPr>
-        <w:pStyle w:val="ListParagraph"/>
-        <w:numPr>
-          <w:ilvl w:val="0"/>
-          <w:numId w:val="1"/>
-        </w:numPr>
-        <w:rPr>
-          <w:rFonts w:ascii="Times New Roman" w:hAnsi="Times New Roman" w:cs="Times New Roman"/>
-        </w:rPr>
-      </w:pPr>
-      <w:r>
-        <w:rPr>
-          <w:rFonts w:ascii="Times New Roman" w:hAnsi="Times New Roman" w:cs="Times New Roman"/>
-        </w:rPr>
-        <w:t xml:space="preserve">Scissors </w:t>
-      </w:r>
-    </w:p>
-    <w:p>
-      <w:pPr>
-        <w:pStyle w:val="ListParagraph"/>
-        <w:numPr>
-          <w:ilvl w:val="0"/>
-          <w:numId w:val="1"/>
-        </w:numPr>
-        <w:rPr>
-          <w:rFonts w:ascii="Times New Roman" w:hAnsi="Times New Roman" w:cs="Times New Roman"/>
-        </w:rPr>
-      </w:pPr>
-      <w:r>
-        <w:rPr>
-          <w:rFonts w:ascii="Times New Roman" w:hAnsi="Times New Roman" w:cs="Times New Roman"/>
-        </w:rPr>
-        <w:t>Tube Rack</w:t>
-      </w:r>
-    </w:p>
-    <w:p>
-      <w:pPr>
-        <w:pStyle w:val="ListParagraph"/>
-        <w:numPr>
-          <w:ilvl w:val="0"/>
-          <w:numId w:val="1"/>
-        </w:numPr>
-        <w:rPr>
-          <w:rFonts w:ascii="Times New Roman" w:hAnsi="Times New Roman" w:cs="Times New Roman"/>
-        </w:rPr>
-      </w:pPr>
-      <w:r>
-        <w:rPr>
-          <w:rFonts w:ascii="Times New Roman" w:hAnsi="Times New Roman" w:cs="Times New Roman"/>
-        </w:rPr>
-        <w:t xml:space="preserve">Marker </w:t>
-      </w:r>
-    </w:p>
-    <w:p>
-      <w:pPr>
-        <w:rPr>
-          <w:rFonts w:ascii="Times New Roman" w:hAnsi="Times New Roman" w:cs="Times New Roman"/>
-        </w:rPr>
-      </w:pPr>
-    </w:p>
-    <w:p>
-      <w:pPr>
-        <w:rPr>
-          <w:rFonts w:ascii="Times New Roman" w:hAnsi="Times New Roman" w:cs="Times New Roman"/>
-          <w:u w:val="single"/>
-        </w:rPr>
-      </w:pPr>
-      <w:r>
-        <w:rPr>
-          <w:rFonts w:ascii="Times New Roman" w:hAnsi="Times New Roman" w:cs="Times New Roman"/>
-          <w:u w:val="single"/>
-        </w:rPr>
-        <w:t>Prep</w:t>
-      </w:r>
-    </w:p>
-    <w:p>
-      <w:pPr>
-        <w:rPr>
-          <w:rFonts w:ascii="Times New Roman" w:hAnsi="Times New Roman" w:cs="Times New Roman"/>
-          <w:u w:val="single"/>
-        </w:rPr>
-      </w:pPr>
-    </w:p>
-    <w:p>
-      <w:pPr>
-        <w:pStyle w:val="ListParagraph"/>
-        <w:numPr>
-          <w:ilvl w:val="0"/>
-          <w:numId w:val="6"/>
-        </w:numPr>
-        <w:rPr>
-          <w:rFonts w:ascii="Times New Roman" w:hAnsi="Times New Roman" w:cs="Times New Roman"/>
-        </w:rPr>
-      </w:pPr>
-      <w:r>
-        <w:rPr>
-          <w:rFonts w:ascii="Times New Roman" w:hAnsi="Times New Roman" w:cs="Times New Roman"/>
-        </w:rPr>
-        <w:t>Fill</w:t>
-      </w:r>
-      <w:r>
-        <w:rPr>
-          <w:rFonts w:ascii="Times New Roman" w:hAnsi="Times New Roman" w:cs="Times New Roman"/>
-        </w:rPr>
-        <w:t xml:space="preserve"> airbrush</w:t>
-      </w:r>
-      <w:r>
-        <w:rPr>
-          <w:rFonts w:ascii="Times New Roman" w:hAnsi="Times New Roman" w:cs="Times New Roman"/>
-        </w:rPr>
-        <w:t xml:space="preserve"> </w:t>
-      </w:r>
-      <w:r>
-        <w:rPr>
-          <w:rFonts w:ascii="Times New Roman" w:hAnsi="Times New Roman" w:cs="Times New Roman"/>
-        </w:rPr>
-        <w:t>bottle</w:t>
-      </w:r>
-      <w:r>
-        <w:rPr>
-          <w:rFonts w:ascii="Times New Roman" w:hAnsi="Times New Roman" w:cs="Times New Roman"/>
-        </w:rPr>
-        <w:t xml:space="preserve"> and squeeze bottle</w:t>
-      </w:r>
-      <w:r>
-        <w:rPr>
-          <w:rFonts w:ascii="Times New Roman" w:hAnsi="Times New Roman" w:cs="Times New Roman"/>
-        </w:rPr>
-        <w:t xml:space="preserve"> with PBS</w:t>
-      </w:r>
-    </w:p>
-    <w:p>
-      <w:pPr>
-        <w:pStyle w:val="ListParagraph"/>
-        <w:numPr>
-          <w:ilvl w:val="0"/>
-          <w:numId w:val="6"/>
-        </w:numPr>
-        <w:rPr>
-          <w:rFonts w:ascii="Times New Roman" w:hAnsi="Times New Roman" w:cs="Times New Roman"/>
-        </w:rPr>
-      </w:pPr>
-      <w:r>
-        <w:rPr>
-          <w:rFonts w:ascii="Times New Roman" w:hAnsi="Times New Roman" w:cs="Times New Roman"/>
-        </w:rPr>
-        <w:t xml:space="preserve">Select samples and put them in the ice bucket </w:t>
-      </w:r>
-    </w:p>
-    <w:p>
-      <w:pPr>
-        <w:pStyle w:val="ListParagraph"/>
-        <w:numPr>
-          <w:ilvl w:val="0"/>
-          <w:numId w:val="6"/>
-        </w:numPr>
-        <w:rPr>
-          <w:rFonts w:ascii="Times New Roman" w:hAnsi="Times New Roman" w:cs="Times New Roman"/>
-        </w:rPr>
-      </w:pPr>
-      <w:r>
-        <w:rPr>
-          <w:rFonts w:ascii="Times New Roman" w:hAnsi="Times New Roman" w:cs="Times New Roman"/>
-        </w:rPr>
-        <w:t xml:space="preserve">Label </w:t>
-      </w:r>
-      <w:r>
-        <w:rPr>
-          <w:rFonts w:ascii="Times New Roman" w:hAnsi="Times New Roman" w:cs="Times New Roman"/>
-        </w:rPr>
-        <w:t>f</w:t>
-      </w:r>
-      <w:r>
-        <w:rPr>
-          <w:rFonts w:ascii="Times New Roman" w:hAnsi="Times New Roman" w:cs="Times New Roman"/>
-        </w:rPr>
-        <w:t xml:space="preserve">alcon </w:t>
-      </w:r>
-      <w:r>
-        <w:rPr>
-          <w:rFonts w:ascii="Times New Roman" w:hAnsi="Times New Roman" w:cs="Times New Roman"/>
-        </w:rPr>
-        <w:t xml:space="preserve">tube and plastic bag </w:t>
-      </w:r>
-    </w:p>
-    <w:p>
-      <w:pPr>
-        <w:pStyle w:val="ListParagraph"/>
-        <w:numPr>
-          <w:ilvl w:val="0"/>
-          <w:numId w:val="6"/>
-        </w:numPr>
-        <w:rPr>
-          <w:rFonts w:ascii="Times New Roman" w:hAnsi="Times New Roman" w:cs="Times New Roman"/>
-        </w:rPr>
-      </w:pPr>
-      <w:r>
-        <w:rPr>
-          <w:rFonts w:ascii="Times New Roman" w:hAnsi="Times New Roman" w:cs="Times New Roman"/>
-        </w:rPr>
-        <w:t xml:space="preserve">Sanitize work area and equipment with isopropanol wipes </w:t>
-      </w:r>
-    </w:p>
-    <w:p>
-      <w:pPr>
-        <w:rPr>
-          <w:rFonts w:ascii="Times New Roman" w:hAnsi="Times New Roman" w:cs="Times New Roman"/>
-          <w:u w:val="single"/>
-        </w:rPr>
-      </w:pPr>
-    </w:p>
-    <w:p>
-      <w:pPr>
-        <w:rPr>
-          <w:rFonts w:ascii="Times New Roman" w:hAnsi="Times New Roman" w:cs="Times New Roman"/>
-          <w:u w:val="single"/>
-        </w:rPr>
-      </w:pPr>
-      <w:r>
-        <w:rPr>
-          <w:rFonts w:ascii="Times New Roman" w:hAnsi="Times New Roman" w:cs="Times New Roman"/>
-          <w:u w:val="single"/>
-        </w:rPr>
-        <w:t>Protocol</w:t>
-      </w:r>
-    </w:p>
-    <w:p>
-      <w:pPr>
-        <w:rPr>
-          <w:rFonts w:ascii="Times New Roman" w:hAnsi="Times New Roman" w:cs="Times New Roman"/>
-        </w:rPr>
-      </w:pPr>
+        <w:t xml:space="preserve"> bag </w:t>
+      </w:r>
     </w:p>
     <w:p>
       <w:pPr>
@@ -605,63 +716,13 @@
         <w:rPr>
           <w:rFonts w:ascii="Times New Roman" w:hAnsi="Times New Roman" w:cs="Times New Roman"/>
         </w:rPr>
-        <w:t xml:space="preserve">Use cleaned forceps to place </w:t>
-      </w:r>
-      <w:r>
-        <w:rPr>
-          <w:rFonts w:ascii="Times New Roman" w:hAnsi="Times New Roman" w:cs="Times New Roman"/>
-        </w:rPr>
-        <w:t xml:space="preserve">coral </w:t>
-      </w:r>
-      <w:r>
-        <w:rPr>
-          <w:rFonts w:ascii="Times New Roman" w:hAnsi="Times New Roman" w:cs="Times New Roman"/>
-        </w:rPr>
-        <w:t>frag</w:t>
-      </w:r>
-      <w:r>
-        <w:rPr>
-          <w:rFonts w:ascii="Times New Roman" w:hAnsi="Times New Roman" w:cs="Times New Roman"/>
-        </w:rPr>
-        <w:t>ment</w:t>
-      </w:r>
-      <w:r>
-        <w:rPr>
-          <w:rFonts w:ascii="Times New Roman" w:hAnsi="Times New Roman" w:cs="Times New Roman"/>
-        </w:rPr>
-        <w:t xml:space="preserve"> in labeled </w:t>
-      </w:r>
-      <w:proofErr w:type="spellStart"/>
-      <w:r>
-        <w:rPr>
-          <w:rFonts w:ascii="Times New Roman" w:hAnsi="Times New Roman" w:cs="Times New Roman"/>
-        </w:rPr>
-        <w:t>ziplock</w:t>
-      </w:r>
-      <w:proofErr w:type="spellEnd"/>
-      <w:r>
-        <w:rPr>
-          <w:rFonts w:ascii="Times New Roman" w:hAnsi="Times New Roman" w:cs="Times New Roman"/>
-        </w:rPr>
-        <w:t xml:space="preserve"> bag </w:t>
-      </w:r>
-    </w:p>
-    <w:p>
-      <w:pPr>
-        <w:pStyle w:val="ListParagraph"/>
-        <w:numPr>
-          <w:ilvl w:val="0"/>
-          <w:numId w:val="3"/>
-        </w:numPr>
-        <w:rPr>
-          <w:rFonts w:ascii="Times New Roman" w:hAnsi="Times New Roman" w:cs="Times New Roman"/>
-        </w:rPr>
-      </w:pPr>
-      <w:r>
-        <w:rPr>
-          <w:rFonts w:ascii="Times New Roman" w:hAnsi="Times New Roman" w:cs="Times New Roman"/>
-        </w:rPr>
-        <w:t>Airbrush with 1x PBS</w:t>
+        <w:t xml:space="preserve">Airbrush with </w:t>
+      </w:r>
+      <w:r>
+        <w:rPr>
+          <w:rFonts w:ascii="Times New Roman" w:hAnsi="Times New Roman" w:cs="Times New Roman"/>
+        </w:rPr>
+        <w:t>DI</w:t>
       </w:r>
     </w:p>
     <w:p>
@@ -697,21 +758,7 @@
         <w:rPr>
           <w:rFonts w:ascii="Times New Roman" w:hAnsi="Times New Roman" w:cs="Times New Roman"/>
         </w:rPr>
-        <w:t xml:space="preserve">Attempt to keep total </w:t>
-      </w:r>
-      <w:proofErr w:type="spellStart"/>
-      <w:r>
-        <w:rPr>
-          <w:rFonts w:ascii="Times New Roman" w:hAnsi="Times New Roman" w:cs="Times New Roman"/>
-        </w:rPr>
-        <w:t>blastate</w:t>
-      </w:r>
-      <w:proofErr w:type="spellEnd"/>
-      <w:r>
-        <w:rPr>
-          <w:rFonts w:ascii="Times New Roman" w:hAnsi="Times New Roman" w:cs="Times New Roman"/>
-        </w:rPr>
-        <w:t xml:space="preserve"> volume below 50mL to fit into one falcon tube</w:t>
+        <w:t>Attempt to keep total volume below 50mL to fit into one falcon tube</w:t>
       </w:r>
     </w:p>
     <w:p>
@@ -747,22 +794,32 @@
         <w:rPr>
           <w:rFonts w:ascii="Times New Roman" w:hAnsi="Times New Roman" w:cs="Times New Roman"/>
         </w:rPr>
-        <w:t xml:space="preserve"> using the squeeze bottle, </w:t>
-      </w:r>
-      <w:r>
-        <w:rPr>
-          <w:rFonts w:ascii="Times New Roman" w:hAnsi="Times New Roman" w:cs="Times New Roman"/>
-        </w:rPr>
-        <w:t xml:space="preserve">adding the </w:t>
-      </w:r>
-      <w:proofErr w:type="spellStart"/>
-      <w:r>
-        <w:rPr>
-          <w:rFonts w:ascii="Times New Roman" w:hAnsi="Times New Roman" w:cs="Times New Roman"/>
-        </w:rPr>
-        <w:t>rinsate</w:t>
-      </w:r>
-      <w:proofErr w:type="spellEnd"/>
+        <w:t xml:space="preserve"> using the </w:t>
+      </w:r>
+      <w:r>
+        <w:rPr>
+          <w:rFonts w:ascii="Times New Roman" w:hAnsi="Times New Roman" w:cs="Times New Roman"/>
+        </w:rPr>
+        <w:t xml:space="preserve">DI </w:t>
+      </w:r>
+      <w:r>
+        <w:rPr>
+          <w:rFonts w:ascii="Times New Roman" w:hAnsi="Times New Roman" w:cs="Times New Roman"/>
+        </w:rPr>
+        <w:t xml:space="preserve">squeeze bottle, </w:t>
+      </w:r>
+      <w:r>
+        <w:rPr>
+          <w:rFonts w:ascii="Times New Roman" w:hAnsi="Times New Roman" w:cs="Times New Roman"/>
+        </w:rPr>
+        <w:t>adding the rins</w:t>
+      </w:r>
+      <w:r>
+        <w:rPr>
+          <w:rFonts w:ascii="Times New Roman" w:hAnsi="Times New Roman" w:cs="Times New Roman"/>
+        </w:rPr>
+        <w:t>e liquid</w:t>
+      </w:r>
       <w:r>
         <w:rPr>
           <w:rFonts w:ascii="Times New Roman" w:hAnsi="Times New Roman" w:cs="Times New Roman"/>
@@ -827,19 +884,56 @@
         <w:rPr>
           <w:rFonts w:ascii="Times New Roman" w:hAnsi="Times New Roman" w:cs="Times New Roman"/>
         </w:rPr>
+        <w:t xml:space="preserve">Between each sample, clean the tip of the airbrush and the forceps </w:t>
+      </w:r>
+    </w:p>
+    <w:p>
+      <w:pPr>
+        <w:rPr>
+          <w:rFonts w:ascii="Times New Roman" w:hAnsi="Times New Roman" w:cs="Times New Roman"/>
+        </w:rPr>
+      </w:pPr>
+      <w:r>
+        <w:rPr>
+          <w:rFonts w:ascii="Times New Roman" w:hAnsi="Times New Roman" w:cs="Times New Roman"/>
+        </w:rPr>
+        <w:t xml:space="preserve">Homogenizing: </w:t>
+      </w:r>
+    </w:p>
+    <w:p>
+      <w:pPr>
+        <w:pStyle w:val="ListParagraph"/>
+        <w:numPr>
+          <w:ilvl w:val="0"/>
+          <w:numId w:val="3"/>
+        </w:numPr>
+        <w:rPr>
+          <w:rFonts w:ascii="Times New Roman" w:hAnsi="Times New Roman" w:cs="Times New Roman"/>
+        </w:rPr>
+      </w:pPr>
+      <w:r>
+        <w:rPr>
+          <w:rFonts w:ascii="Times New Roman" w:hAnsi="Times New Roman" w:cs="Times New Roman"/>
+        </w:rPr>
         <w:t>Homogenize slurry for 30 sec in falcon tube using tissue homogenizer</w:t>
       </w:r>
       <w:r>
         <w:rPr>
           <w:rFonts w:ascii="Times New Roman" w:hAnsi="Times New Roman" w:cs="Times New Roman"/>
         </w:rPr>
-        <w:t xml:space="preserve"> at full power</w:t>
-      </w:r>
-      <w:r>
-        <w:rPr>
-          <w:rFonts w:ascii="Times New Roman" w:hAnsi="Times New Roman" w:cs="Times New Roman"/>
-        </w:rPr>
-        <w:t xml:space="preserve">. </w:t>
+        <w:t xml:space="preserve"> at </w:t>
+      </w:r>
+      <w:r>
+        <w:rPr>
+          <w:rFonts w:ascii="Times New Roman" w:hAnsi="Times New Roman" w:cs="Times New Roman"/>
+        </w:rPr>
+        <w:t>half power.</w:t>
+      </w:r>
+      <w:r>
+        <w:rPr>
+          <w:rFonts w:ascii="Times New Roman" w:hAnsi="Times New Roman" w:cs="Times New Roman"/>
+        </w:rPr>
+        <w:t xml:space="preserve"> </w:t>
       </w:r>
     </w:p>
     <w:p>
@@ -875,15 +969,38 @@
         <w:rPr>
           <w:rFonts w:ascii="Times New Roman" w:hAnsi="Times New Roman" w:cs="Times New Roman"/>
         </w:rPr>
-        <w:t xml:space="preserve">Between each sample, clean the forceps and homogenizer in a 10% bleach solution for 30 seconds, then a first DI wash for 30 seconds, and a second DI wash for 30 seconds. Finally, wipe down with an isopropanol wipe. </w:t>
-      </w:r>
-    </w:p>
-    <w:p>
-      <w:pPr>
-        <w:rPr>
-          <w:rFonts w:ascii="Times New Roman" w:hAnsi="Times New Roman" w:cs="Times New Roman"/>
-        </w:rPr>
-      </w:pPr>
+        <w:t xml:space="preserve">Between each sample, clean the homogenizer </w:t>
+      </w:r>
+      <w:r>
+        <w:rPr>
+          <w:rFonts w:ascii="Times New Roman" w:hAnsi="Times New Roman" w:cs="Times New Roman"/>
+        </w:rPr>
+        <w:t>by running it in 70% ethanol</w:t>
+      </w:r>
+      <w:r>
+        <w:rPr>
+          <w:rFonts w:ascii="Times New Roman" w:hAnsi="Times New Roman" w:cs="Times New Roman"/>
+        </w:rPr>
+        <w:t xml:space="preserve"> for 30 seconds, then </w:t>
+      </w:r>
+      <w:r>
+        <w:rPr>
+          <w:rFonts w:ascii="Times New Roman" w:hAnsi="Times New Roman" w:cs="Times New Roman"/>
+        </w:rPr>
+        <w:t xml:space="preserve">run in DI </w:t>
+      </w:r>
+      <w:r>
+        <w:rPr>
+          <w:rFonts w:ascii="Times New Roman" w:hAnsi="Times New Roman" w:cs="Times New Roman"/>
+        </w:rPr>
+        <w:t>for 30 seconds</w:t>
+      </w:r>
+      <w:r>
+        <w:rPr>
+          <w:rFonts w:ascii="Times New Roman" w:hAnsi="Times New Roman" w:cs="Times New Roman"/>
+        </w:rPr>
+        <w:t xml:space="preserve">. </w:t>
+      </w:r>
     </w:p>
     <w:p>
       <w:pPr>
@@ -1015,6 +1132,24 @@
         <w:rPr>
           <w:rFonts w:ascii="Times New Roman" w:hAnsi="Times New Roman" w:cs="Times New Roman"/>
         </w:rPr>
+        <w:t>Vortex</w:t>
+      </w:r>
+    </w:p>
+    <w:p>
+      <w:pPr>
+        <w:pStyle w:val="ListParagraph"/>
+        <w:numPr>
+          <w:ilvl w:val="0"/>
+          <w:numId w:val="5"/>
+        </w:numPr>
+        <w:rPr>
+          <w:rFonts w:ascii="Times New Roman" w:hAnsi="Times New Roman" w:cs="Times New Roman"/>
+        </w:rPr>
+      </w:pPr>
+      <w:r>
+        <w:rPr>
+          <w:rFonts w:ascii="Times New Roman" w:hAnsi="Times New Roman" w:cs="Times New Roman"/>
+        </w:rPr>
         <w:t xml:space="preserve">1000 </w:t>
       </w:r>
       <w:proofErr w:type="spellStart"/>
@@ -1042,24 +1177,6 @@
           <w:rFonts w:ascii="Times New Roman" w:hAnsi="Times New Roman" w:cs="Times New Roman"/>
         </w:rPr>
         <w:t xml:space="preserve"> and tips </w:t>
-      </w:r>
-    </w:p>
-    <w:p>
-      <w:pPr>
-        <w:pStyle w:val="ListParagraph"/>
-        <w:numPr>
-          <w:ilvl w:val="0"/>
-          <w:numId w:val="5"/>
-        </w:numPr>
-        <w:rPr>
-          <w:rFonts w:ascii="Times New Roman" w:hAnsi="Times New Roman" w:cs="Times New Roman"/>
-        </w:rPr>
-      </w:pPr>
-      <w:r>
-        <w:rPr>
-          <w:rFonts w:ascii="Times New Roman" w:hAnsi="Times New Roman" w:cs="Times New Roman"/>
-        </w:rPr>
-        <w:t>Vortex</w:t>
       </w:r>
     </w:p>
     <w:p>
@@ -1186,14 +1303,12 @@
         </w:rPr>
         <w:t xml:space="preserve"> 1mL homogenized tissue </w:t>
       </w:r>
-      <w:proofErr w:type="spellStart"/>
-      <w:r>
-        <w:rPr>
-          <w:rFonts w:ascii="Times New Roman" w:hAnsi="Times New Roman" w:cs="Times New Roman"/>
-        </w:rPr>
-        <w:t>blastate</w:t>
-      </w:r>
-      <w:proofErr w:type="spellEnd"/>
+      <w:r>
+        <w:rPr>
+          <w:rFonts w:ascii="Times New Roman" w:hAnsi="Times New Roman" w:cs="Times New Roman"/>
+        </w:rPr>
+        <w:t>slurry</w:t>
+      </w:r>
       <w:r>
         <w:rPr>
           <w:rFonts w:ascii="Times New Roman" w:hAnsi="Times New Roman" w:cs="Times New Roman"/>
@@ -1258,21 +1373,7 @@
         <w:rPr>
           <w:rFonts w:ascii="Times New Roman" w:hAnsi="Times New Roman" w:cs="Times New Roman"/>
         </w:rPr>
-        <w:t xml:space="preserve">trifuge </w:t>
-      </w:r>
-      <w:proofErr w:type="gramStart"/>
-      <w:r>
-        <w:rPr>
-          <w:rFonts w:ascii="Times New Roman" w:hAnsi="Times New Roman" w:cs="Times New Roman"/>
-        </w:rPr>
-        <w:t>both 1.5</w:t>
-      </w:r>
-      <w:proofErr w:type="gramEnd"/>
-      <w:r>
-        <w:rPr>
-          <w:rFonts w:ascii="Times New Roman" w:hAnsi="Times New Roman" w:cs="Times New Roman"/>
-        </w:rPr>
-        <w:t xml:space="preserve"> mL tubes at 13,000g for 3min</w:t>
+        <w:t>trifuge both 1.5 mL tubes at 13,000g for 3min</w:t>
       </w:r>
       <w:r>
         <w:rPr>
@@ -1586,6 +1687,13 @@
         </w:rPr>
         <w:t xml:space="preserve">Freeze the remainder of the homogenate in the falcon tube in -40˚C until use. </w:t>
       </w:r>
+    </w:p>
+    <w:p>
+      <w:pPr>
+        <w:rPr>
+          <w:rFonts w:ascii="Times New Roman" w:hAnsi="Times New Roman" w:cs="Times New Roman"/>
+        </w:rPr>
+      </w:pPr>
     </w:p>
     <w:sectPr>
       <w:headerReference w:type="default" r:id="rId7"/>
@@ -1599,7 +1707,7 @@
 </file>
 
 <file path=word/endnotes.xml><?xml version="1.0" encoding="utf-8"?>
-<w:endnotes xmlns:wpc="http://schemas.microsoft.com/office/word/2010/wordprocessingCanvas" xmlns:cx="http://schemas.microsoft.com/office/drawing/2014/chartex" xmlns:cx1="http://schemas.microsoft.com/office/drawing/2015/9/8/chartex" xmlns:cx2="http://schemas.microsoft.com/office/drawing/2015/10/21/chartex" xmlns:cx3="http://schemas.microsoft.com/office/drawing/2016/5/9/chartex" xmlns:cx4="http://schemas.microsoft.com/office/drawing/2016/5/10/chartex" xmlns:cx5="http://schemas.microsoft.com/office/drawing/2016/5/11/chartex" xmlns:cx6="http://schemas.microsoft.com/office/drawing/2016/5/12/chartex" xmlns:cx7="http://schemas.microsoft.com/office/drawing/2016/5/13/chartex" xmlns:cx8="http://schemas.microsoft.com/office/drawing/2016/5/14/chartex" xmlns:mc="http://schemas.openxmlformats.org/markup-compatibility/2006" xmlns:aink="http://schemas.microsoft.com/office/drawing/2016/ink" xmlns:am3d="http://schemas.microsoft.com/office/drawing/2017/model3d" xmlns:o="urn:schemas-microsoft-com:office:office" xmlns:oel="http://schemas.microsoft.com/office/2019/extlst" xmlns:r="http://schemas.openxmlformats.org/officeDocument/2006/relationships" xmlns:m="http://schemas.openxmlformats.org/officeDocument/2006/math" xmlns:v="urn:schemas-microsoft-com:vml" xmlns:wp14="http://schemas.microsoft.com/office/word/2010/wordprocessingDrawing" xmlns:wp="http://schemas.openxmlformats.org/drawingml/2006/wordprocessingDrawing" xmlns:w10="urn:schemas-microsoft-com:office:word" xmlns:w="http://schemas.openxmlformats.org/wordprocessingml/2006/main" xmlns:w14="http://schemas.microsoft.com/office/word/2010/wordml" xmlns:w15="http://schemas.microsoft.com/office/word/2012/wordml" xmlns:w16cex="http://schemas.microsoft.com/office/word/2018/wordml/cex" xmlns:w16cid="http://schemas.microsoft.com/office/word/2016/wordml/cid" xmlns:w16="http://schemas.microsoft.com/office/word/2018/wordml" xmlns:w16sdtdh="http://schemas.microsoft.com/office/word/2020/wordml/sdtdatahash" xmlns:w16se="http://schemas.microsoft.com/office/word/2015/wordml/symex" xmlns:wpg="http://schemas.microsoft.com/office/word/2010/wordprocessingGroup" xmlns:wpi="http://schemas.microsoft.com/office/word/2010/wordprocessingInk" xmlns:wne="http://schemas.microsoft.com/office/word/2006/wordml" xmlns:wps="http://schemas.microsoft.com/office/word/2010/wordprocessingShape" mc:Ignorable="w14 w15 w16se w16cid w16 w16cex w16sdtdh wp14">
+<w:endnotes xmlns:wpc="http://schemas.microsoft.com/office/word/2010/wordprocessingCanvas" xmlns:cx="http://schemas.microsoft.com/office/drawing/2014/chartex" xmlns:cx1="http://schemas.microsoft.com/office/drawing/2015/9/8/chartex" xmlns:cx2="http://schemas.microsoft.com/office/drawing/2015/10/21/chartex" xmlns:cx3="http://schemas.microsoft.com/office/drawing/2016/5/9/chartex" xmlns:cx4="http://schemas.microsoft.com/office/drawing/2016/5/10/chartex" xmlns:cx5="http://schemas.microsoft.com/office/drawing/2016/5/11/chartex" xmlns:cx6="http://schemas.microsoft.com/office/drawing/2016/5/12/chartex" xmlns:cx7="http://schemas.microsoft.com/office/drawing/2016/5/13/chartex" xmlns:cx8="http://schemas.microsoft.com/office/drawing/2016/5/14/chartex" xmlns:mc="http://schemas.openxmlformats.org/markup-compatibility/2006" xmlns:aink="http://schemas.microsoft.com/office/drawing/2016/ink" xmlns:am3d="http://schemas.microsoft.com/office/drawing/2017/model3d" xmlns:o="urn:schemas-microsoft-com:office:office" xmlns:oel="http://schemas.microsoft.com/office/2019/extlst" xmlns:r="http://schemas.openxmlformats.org/officeDocument/2006/relationships" xmlns:m="http://schemas.openxmlformats.org/officeDocument/2006/math" xmlns:v="urn:schemas-microsoft-com:vml" xmlns:wp14="http://schemas.microsoft.com/office/word/2010/wordprocessingDrawing" xmlns:wp="http://schemas.openxmlformats.org/drawingml/2006/wordprocessingDrawing" xmlns:w10="urn:schemas-microsoft-com:office:word" xmlns:w="http://schemas.openxmlformats.org/wordprocessingml/2006/main" xmlns:w14="http://schemas.microsoft.com/office/word/2010/wordml" xmlns:w15="http://schemas.microsoft.com/office/word/2012/wordml" xmlns:w16cex="http://schemas.microsoft.com/office/word/2018/wordml/cex" xmlns:w16cid="http://schemas.microsoft.com/office/word/2016/wordml/cid" xmlns:w16="http://schemas.microsoft.com/office/word/2018/wordml" xmlns:w16du="http://schemas.microsoft.com/office/word/2023/wordml/word16du" xmlns:w16sdtdh="http://schemas.microsoft.com/office/word/2020/wordml/sdtdatahash" xmlns:w16sdtfl="http://schemas.microsoft.com/office/word/2024/wordml/sdtformatlock" xmlns:w16se="http://schemas.microsoft.com/office/word/2015/wordml/symex" xmlns:wpg="http://schemas.microsoft.com/office/word/2010/wordprocessingGroup" xmlns:wpi="http://schemas.microsoft.com/office/word/2010/wordprocessingInk" xmlns:wne="http://schemas.microsoft.com/office/word/2006/wordml" xmlns:wps="http://schemas.microsoft.com/office/word/2010/wordprocessingShape" mc:Ignorable="w14 w15 w16se w16cid w16 w16cex w16sdtdh w16sdtfl w16du wp14">
   <w:endnote w:type="separator" w:id="-1">
     <w:p>
       <w:r>
@@ -1618,7 +1726,7 @@
 </file>
 
 <file path=word/footnotes.xml><?xml version="1.0" encoding="utf-8"?>
-<w:footnotes xmlns:wpc="http://schemas.microsoft.com/office/word/2010/wordprocessingCanvas" xmlns:cx="http://schemas.microsoft.com/office/drawing/2014/chartex" xmlns:cx1="http://schemas.microsoft.com/office/drawing/2015/9/8/chartex" xmlns:cx2="http://schemas.microsoft.com/office/drawing/2015/10/21/chartex" xmlns:cx3="http://schemas.microsoft.com/office/drawing/2016/5/9/chartex" xmlns:cx4="http://schemas.microsoft.com/office/drawing/2016/5/10/chartex" xmlns:cx5="http://schemas.microsoft.com/office/drawing/2016/5/11/chartex" xmlns:cx6="http://schemas.microsoft.com/office/drawing/2016/5/12/chartex" xmlns:cx7="http://schemas.microsoft.com/office/drawing/2016/5/13/chartex" xmlns:cx8="http://schemas.microsoft.com/office/drawing/2016/5/14/chartex" xmlns:mc="http://schemas.openxmlformats.org/markup-compatibility/2006" xmlns:aink="http://schemas.microsoft.com/office/drawing/2016/ink" xmlns:am3d="http://schemas.microsoft.com/office/drawing/2017/model3d" xmlns:o="urn:schemas-microsoft-com:office:office" xmlns:oel="http://schemas.microsoft.com/office/2019/extlst" xmlns:r="http://schemas.openxmlformats.org/officeDocument/2006/relationships" xmlns:m="http://schemas.openxmlformats.org/officeDocument/2006/math" xmlns:v="urn:schemas-microsoft-com:vml" xmlns:wp14="http://schemas.microsoft.com/office/word/2010/wordprocessingDrawing" xmlns:wp="http://schemas.openxmlformats.org/drawingml/2006/wordprocessingDrawing" xmlns:w10="urn:schemas-microsoft-com:office:word" xmlns:w="http://schemas.openxmlformats.org/wordprocessingml/2006/main" xmlns:w14="http://schemas.microsoft.com/office/word/2010/wordml" xmlns:w15="http://schemas.microsoft.com/office/word/2012/wordml" xmlns:w16cex="http://schemas.microsoft.com/office/word/2018/wordml/cex" xmlns:w16cid="http://schemas.microsoft.com/office/word/2016/wordml/cid" xmlns:w16="http://schemas.microsoft.com/office/word/2018/wordml" xmlns:w16sdtdh="http://schemas.microsoft.com/office/word/2020/wordml/sdtdatahash" xmlns:w16se="http://schemas.microsoft.com/office/word/2015/wordml/symex" xmlns:wpg="http://schemas.microsoft.com/office/word/2010/wordprocessingGroup" xmlns:wpi="http://schemas.microsoft.com/office/word/2010/wordprocessingInk" xmlns:wne="http://schemas.microsoft.com/office/word/2006/wordml" xmlns:wps="http://schemas.microsoft.com/office/word/2010/wordprocessingShape" mc:Ignorable="w14 w15 w16se w16cid w16 w16cex w16sdtdh wp14">
+<w:footnotes xmlns:wpc="http://schemas.microsoft.com/office/word/2010/wordprocessingCanvas" xmlns:cx="http://schemas.microsoft.com/office/drawing/2014/chartex" xmlns:cx1="http://schemas.microsoft.com/office/drawing/2015/9/8/chartex" xmlns:cx2="http://schemas.microsoft.com/office/drawing/2015/10/21/chartex" xmlns:cx3="http://schemas.microsoft.com/office/drawing/2016/5/9/chartex" xmlns:cx4="http://schemas.microsoft.com/office/drawing/2016/5/10/chartex" xmlns:cx5="http://schemas.microsoft.com/office/drawing/2016/5/11/chartex" xmlns:cx6="http://schemas.microsoft.com/office/drawing/2016/5/12/chartex" xmlns:cx7="http://schemas.microsoft.com/office/drawing/2016/5/13/chartex" xmlns:cx8="http://schemas.microsoft.com/office/drawing/2016/5/14/chartex" xmlns:mc="http://schemas.openxmlformats.org/markup-compatibility/2006" xmlns:aink="http://schemas.microsoft.com/office/drawing/2016/ink" xmlns:am3d="http://schemas.microsoft.com/office/drawing/2017/model3d" xmlns:o="urn:schemas-microsoft-com:office:office" xmlns:oel="http://schemas.microsoft.com/office/2019/extlst" xmlns:r="http://schemas.openxmlformats.org/officeDocument/2006/relationships" xmlns:m="http://schemas.openxmlformats.org/officeDocument/2006/math" xmlns:v="urn:schemas-microsoft-com:vml" xmlns:wp14="http://schemas.microsoft.com/office/word/2010/wordprocessingDrawing" xmlns:wp="http://schemas.openxmlformats.org/drawingml/2006/wordprocessingDrawing" xmlns:w10="urn:schemas-microsoft-com:office:word" xmlns:w="http://schemas.openxmlformats.org/wordprocessingml/2006/main" xmlns:w14="http://schemas.microsoft.com/office/word/2010/wordml" xmlns:w15="http://schemas.microsoft.com/office/word/2012/wordml" xmlns:w16cex="http://schemas.microsoft.com/office/word/2018/wordml/cex" xmlns:w16cid="http://schemas.microsoft.com/office/word/2016/wordml/cid" xmlns:w16="http://schemas.microsoft.com/office/word/2018/wordml" xmlns:w16du="http://schemas.microsoft.com/office/word/2023/wordml/word16du" xmlns:w16sdtdh="http://schemas.microsoft.com/office/word/2020/wordml/sdtdatahash" xmlns:w16sdtfl="http://schemas.microsoft.com/office/word/2024/wordml/sdtformatlock" xmlns:w16se="http://schemas.microsoft.com/office/word/2015/wordml/symex" xmlns:wpg="http://schemas.microsoft.com/office/word/2010/wordprocessingGroup" xmlns:wpi="http://schemas.microsoft.com/office/word/2010/wordprocessingInk" xmlns:wne="http://schemas.microsoft.com/office/word/2006/wordml" xmlns:wps="http://schemas.microsoft.com/office/word/2010/wordprocessingShape" mc:Ignorable="w14 w15 w16se w16cid w16 w16cex w16sdtdh w16sdtfl w16du wp14">
   <w:footnote w:type="separator" w:id="-1">
     <w:p>
       <w:r>
@@ -1637,7 +1745,7 @@
 </file>
 
 <file path=word/header1.xml><?xml version="1.0" encoding="utf-8"?>
-<w:hdr xmlns:wpc="http://schemas.microsoft.com/office/word/2010/wordprocessingCanvas" xmlns:cx="http://schemas.microsoft.com/office/drawing/2014/chartex" xmlns:cx1="http://schemas.microsoft.com/office/drawing/2015/9/8/chartex" xmlns:cx2="http://schemas.microsoft.com/office/drawing/2015/10/21/chartex" xmlns:cx3="http://schemas.microsoft.com/office/drawing/2016/5/9/chartex" xmlns:cx4="http://schemas.microsoft.com/office/drawing/2016/5/10/chartex" xmlns:cx5="http://schemas.microsoft.com/office/drawing/2016/5/11/chartex" xmlns:cx6="http://schemas.microsoft.com/office/drawing/2016/5/12/chartex" xmlns:cx7="http://schemas.microsoft.com/office/drawing/2016/5/13/chartex" xmlns:cx8="http://schemas.microsoft.com/office/drawing/2016/5/14/chartex" xmlns:mc="http://schemas.openxmlformats.org/markup-compatibility/2006" xmlns:aink="http://schemas.microsoft.com/office/drawing/2016/ink" xmlns:am3d="http://schemas.microsoft.com/office/drawing/2017/model3d" xmlns:o="urn:schemas-microsoft-com:office:office" xmlns:oel="http://schemas.microsoft.com/office/2019/extlst" xmlns:r="http://schemas.openxmlformats.org/officeDocument/2006/relationships" xmlns:m="http://schemas.openxmlformats.org/officeDocument/2006/math" xmlns:v="urn:schemas-microsoft-com:vml" xmlns:wp14="http://schemas.microsoft.com/office/word/2010/wordprocessingDrawing" xmlns:wp="http://schemas.openxmlformats.org/drawingml/2006/wordprocessingDrawing" xmlns:w10="urn:schemas-microsoft-com:office:word" xmlns:w="http://schemas.openxmlformats.org/wordprocessingml/2006/main" xmlns:w14="http://schemas.microsoft.com/office/word/2010/wordml" xmlns:w15="http://schemas.microsoft.com/office/word/2012/wordml" xmlns:w16cex="http://schemas.microsoft.com/office/word/2018/wordml/cex" xmlns:w16cid="http://schemas.microsoft.com/office/word/2016/wordml/cid" xmlns:w16="http://schemas.microsoft.com/office/word/2018/wordml" xmlns:w16sdtdh="http://schemas.microsoft.com/office/word/2020/wordml/sdtdatahash" xmlns:w16se="http://schemas.microsoft.com/office/word/2015/wordml/symex" xmlns:wpg="http://schemas.microsoft.com/office/word/2010/wordprocessingGroup" xmlns:wpi="http://schemas.microsoft.com/office/word/2010/wordprocessingInk" xmlns:wne="http://schemas.microsoft.com/office/word/2006/wordml" xmlns:wps="http://schemas.microsoft.com/office/word/2010/wordprocessingShape" mc:Ignorable="w14 w15 w16se w16cid w16 w16cex w16sdtdh wp14">
+<w:hdr xmlns:wpc="http://schemas.microsoft.com/office/word/2010/wordprocessingCanvas" xmlns:cx="http://schemas.microsoft.com/office/drawing/2014/chartex" xmlns:cx1="http://schemas.microsoft.com/office/drawing/2015/9/8/chartex" xmlns:cx2="http://schemas.microsoft.com/office/drawing/2015/10/21/chartex" xmlns:cx3="http://schemas.microsoft.com/office/drawing/2016/5/9/chartex" xmlns:cx4="http://schemas.microsoft.com/office/drawing/2016/5/10/chartex" xmlns:cx5="http://schemas.microsoft.com/office/drawing/2016/5/11/chartex" xmlns:cx6="http://schemas.microsoft.com/office/drawing/2016/5/12/chartex" xmlns:cx7="http://schemas.microsoft.com/office/drawing/2016/5/13/chartex" xmlns:cx8="http://schemas.microsoft.com/office/drawing/2016/5/14/chartex" xmlns:mc="http://schemas.openxmlformats.org/markup-compatibility/2006" xmlns:aink="http://schemas.microsoft.com/office/drawing/2016/ink" xmlns:am3d="http://schemas.microsoft.com/office/drawing/2017/model3d" xmlns:o="urn:schemas-microsoft-com:office:office" xmlns:oel="http://schemas.microsoft.com/office/2019/extlst" xmlns:r="http://schemas.openxmlformats.org/officeDocument/2006/relationships" xmlns:m="http://schemas.openxmlformats.org/officeDocument/2006/math" xmlns:v="urn:schemas-microsoft-com:vml" xmlns:wp14="http://schemas.microsoft.com/office/word/2010/wordprocessingDrawing" xmlns:wp="http://schemas.openxmlformats.org/drawingml/2006/wordprocessingDrawing" xmlns:w10="urn:schemas-microsoft-com:office:word" xmlns:w="http://schemas.openxmlformats.org/wordprocessingml/2006/main" xmlns:w14="http://schemas.microsoft.com/office/word/2010/wordml" xmlns:w15="http://schemas.microsoft.com/office/word/2012/wordml" xmlns:w16cex="http://schemas.microsoft.com/office/word/2018/wordml/cex" xmlns:w16cid="http://schemas.microsoft.com/office/word/2016/wordml/cid" xmlns:w16="http://schemas.microsoft.com/office/word/2018/wordml" xmlns:w16du="http://schemas.microsoft.com/office/word/2023/wordml/word16du" xmlns:w16sdtdh="http://schemas.microsoft.com/office/word/2020/wordml/sdtdatahash" xmlns:w16sdtfl="http://schemas.microsoft.com/office/word/2024/wordml/sdtformatlock" xmlns:w16se="http://schemas.microsoft.com/office/word/2015/wordml/symex" xmlns:wpg="http://schemas.microsoft.com/office/word/2010/wordprocessingGroup" xmlns:wpi="http://schemas.microsoft.com/office/word/2010/wordprocessingInk" xmlns:wne="http://schemas.microsoft.com/office/word/2006/wordml" xmlns:wps="http://schemas.microsoft.com/office/word/2010/wordprocessingShape" mc:Ignorable="w14 w15 w16se w16cid w16 w16cex w16sdtdh w16sdtfl w16du wp14">
   <w:p>
     <w:pPr>
       <w:pStyle w:val="Header"/>
@@ -1659,49 +1767,14 @@
         <w:rFonts w:ascii="Times New Roman" w:hAnsi="Times New Roman" w:cs="Times New Roman"/>
         <w:i/>
       </w:rPr>
-      <w:t>5</w:t>
-    </w:r>
-    <w:r>
-      <w:rPr>
-        <w:rFonts w:ascii="Times New Roman" w:hAnsi="Times New Roman" w:cs="Times New Roman"/>
-        <w:i/>
-      </w:rPr>
-      <w:t>/</w:t>
-    </w:r>
-    <w:r>
-      <w:rPr>
-        <w:rFonts w:ascii="Times New Roman" w:hAnsi="Times New Roman" w:cs="Times New Roman"/>
-        <w:i/>
-      </w:rPr>
-      <w:t>1</w:t>
-    </w:r>
-    <w:r>
-      <w:rPr>
-        <w:rFonts w:ascii="Times New Roman" w:hAnsi="Times New Roman" w:cs="Times New Roman"/>
-        <w:i/>
-      </w:rPr>
-      <w:t>9</w:t>
-    </w:r>
-    <w:r>
-      <w:rPr>
-        <w:rFonts w:ascii="Times New Roman" w:hAnsi="Times New Roman" w:cs="Times New Roman"/>
-        <w:i/>
-      </w:rPr>
-      <w:t>/2</w:t>
-    </w:r>
-    <w:r>
-      <w:rPr>
-        <w:rFonts w:ascii="Times New Roman" w:hAnsi="Times New Roman" w:cs="Times New Roman"/>
-        <w:i/>
-      </w:rPr>
-      <w:t>2</w:t>
+      <w:t>6/14/2026</w:t>
     </w:r>
   </w:p>
 </w:hdr>
 </file>
 
 <file path=word/numbering.xml><?xml version="1.0" encoding="utf-8"?>
-<w:numbering xmlns:wpc="http://schemas.microsoft.com/office/word/2010/wordprocessingCanvas" xmlns:cx="http://schemas.microsoft.com/office/drawing/2014/chartex" xmlns:cx1="http://schemas.microsoft.com/office/drawing/2015/9/8/chartex" xmlns:cx2="http://schemas.microsoft.com/office/drawing/2015/10/21/chartex" xmlns:cx3="http://schemas.microsoft.com/office/drawing/2016/5/9/chartex" xmlns:cx4="http://schemas.microsoft.com/office/drawing/2016/5/10/chartex" xmlns:cx5="http://schemas.microsoft.com/office/drawing/2016/5/11/chartex" xmlns:cx6="http://schemas.microsoft.com/office/drawing/2016/5/12/chartex" xmlns:cx7="http://schemas.microsoft.com/office/drawing/2016/5/13/chartex" xmlns:cx8="http://schemas.microsoft.com/office/drawing/2016/5/14/chartex" xmlns:mc="http://schemas.openxmlformats.org/markup-compatibility/2006" xmlns:aink="http://schemas.microsoft.com/office/drawing/2016/ink" xmlns:am3d="http://schemas.microsoft.com/office/drawing/2017/model3d" xmlns:o="urn:schemas-microsoft-com:office:office" xmlns:oel="http://schemas.microsoft.com/office/2019/extlst" xmlns:r="http://schemas.openxmlformats.org/officeDocument/2006/relationships" xmlns:m="http://schemas.openxmlformats.org/officeDocument/2006/math" xmlns:v="urn:schemas-microsoft-com:vml" xmlns:wp14="http://schemas.microsoft.com/office/word/2010/wordprocessingDrawing" xmlns:wp="http://schemas.openxmlformats.org/drawingml/2006/wordprocessingDrawing" xmlns:w10="urn:schemas-microsoft-com:office:word" xmlns:w="http://schemas.openxmlformats.org/wordprocessingml/2006/main" xmlns:w14="http://schemas.microsoft.com/office/word/2010/wordml" xmlns:w15="http://schemas.microsoft.com/office/word/2012/wordml" xmlns:w16cex="http://schemas.microsoft.com/office/word/2018/wordml/cex" xmlns:w16cid="http://schemas.microsoft.com/office/word/2016/wordml/cid" xmlns:w16="http://schemas.microsoft.com/office/word/2018/wordml" xmlns:w16sdtdh="http://schemas.microsoft.com/office/word/2020/wordml/sdtdatahash" xmlns:w16se="http://schemas.microsoft.com/office/word/2015/wordml/symex" xmlns:wpg="http://schemas.microsoft.com/office/word/2010/wordprocessingGroup" xmlns:wpi="http://schemas.microsoft.com/office/word/2010/wordprocessingInk" xmlns:wne="http://schemas.microsoft.com/office/word/2006/wordml" xmlns:wps="http://schemas.microsoft.com/office/word/2010/wordprocessingShape" mc:Ignorable="w14 w15 w16se w16cid w16 w16cex w16sdtdh wp14">
+<w:numbering xmlns:wpc="http://schemas.microsoft.com/office/word/2010/wordprocessingCanvas" xmlns:cx="http://schemas.microsoft.com/office/drawing/2014/chartex" xmlns:cx1="http://schemas.microsoft.com/office/drawing/2015/9/8/chartex" xmlns:cx2="http://schemas.microsoft.com/office/drawing/2015/10/21/chartex" xmlns:cx3="http://schemas.microsoft.com/office/drawing/2016/5/9/chartex" xmlns:cx4="http://schemas.microsoft.com/office/drawing/2016/5/10/chartex" xmlns:cx5="http://schemas.microsoft.com/office/drawing/2016/5/11/chartex" xmlns:cx6="http://schemas.microsoft.com/office/drawing/2016/5/12/chartex" xmlns:cx7="http://schemas.microsoft.com/office/drawing/2016/5/13/chartex" xmlns:cx8="http://schemas.microsoft.com/office/drawing/2016/5/14/chartex" xmlns:mc="http://schemas.openxmlformats.org/markup-compatibility/2006" xmlns:aink="http://schemas.microsoft.com/office/drawing/2016/ink" xmlns:am3d="http://schemas.microsoft.com/office/drawing/2017/model3d" xmlns:o="urn:schemas-microsoft-com:office:office" xmlns:oel="http://schemas.microsoft.com/office/2019/extlst" xmlns:r="http://schemas.openxmlformats.org/officeDocument/2006/relationships" xmlns:m="http://schemas.openxmlformats.org/officeDocument/2006/math" xmlns:v="urn:schemas-microsoft-com:vml" xmlns:wp14="http://schemas.microsoft.com/office/word/2010/wordprocessingDrawing" xmlns:wp="http://schemas.openxmlformats.org/drawingml/2006/wordprocessingDrawing" xmlns:w10="urn:schemas-microsoft-com:office:word" xmlns:w="http://schemas.openxmlformats.org/wordprocessingml/2006/main" xmlns:w14="http://schemas.microsoft.com/office/word/2010/wordml" xmlns:w15="http://schemas.microsoft.com/office/word/2012/wordml" xmlns:w16cex="http://schemas.microsoft.com/office/word/2018/wordml/cex" xmlns:w16cid="http://schemas.microsoft.com/office/word/2016/wordml/cid" xmlns:w16="http://schemas.microsoft.com/office/word/2018/wordml" xmlns:w16du="http://schemas.microsoft.com/office/word/2023/wordml/word16du" xmlns:w16sdtdh="http://schemas.microsoft.com/office/word/2020/wordml/sdtdatahash" xmlns:w16sdtfl="http://schemas.microsoft.com/office/word/2024/wordml/sdtformatlock" xmlns:w16se="http://schemas.microsoft.com/office/word/2015/wordml/symex" xmlns:wpg="http://schemas.microsoft.com/office/word/2010/wordprocessingGroup" xmlns:wpi="http://schemas.microsoft.com/office/word/2010/wordprocessingInk" xmlns:wne="http://schemas.microsoft.com/office/word/2006/wordml" xmlns:wps="http://schemas.microsoft.com/office/word/2010/wordprocessingShape" mc:Ignorable="w14 w15 w16se w16cid w16 w16cex w16sdtdh w16sdtfl w16du wp14">
   <w:abstractNum w:abstractNumId="0" w15:restartNumberingAfterBreak="0">
     <w:nsid w:val="1C5A5C9D"/>
     <w:multiLevelType w:val="hybridMultilevel"/>
@@ -2352,7 +2425,7 @@
 </file>
 
 <file path=word/styles.xml><?xml version="1.0" encoding="utf-8"?>
-<w:styles xmlns:mc="http://schemas.openxmlformats.org/markup-compatibility/2006" xmlns:r="http://schemas.openxmlformats.org/officeDocument/2006/relationships" xmlns:w="http://schemas.openxmlformats.org/wordprocessingml/2006/main" xmlns:w14="http://schemas.microsoft.com/office/word/2010/wordml" xmlns:w15="http://schemas.microsoft.com/office/word/2012/wordml" xmlns:w16cex="http://schemas.microsoft.com/office/word/2018/wordml/cex" xmlns:w16cid="http://schemas.microsoft.com/office/word/2016/wordml/cid" xmlns:w16="http://schemas.microsoft.com/office/word/2018/wordml" xmlns:w16sdtdh="http://schemas.microsoft.com/office/word/2020/wordml/sdtdatahash" xmlns:w16se="http://schemas.microsoft.com/office/word/2015/wordml/symex" mc:Ignorable="w14 w15 w16se w16cid w16 w16cex w16sdtdh">
+<w:styles xmlns:mc="http://schemas.openxmlformats.org/markup-compatibility/2006" xmlns:r="http://schemas.openxmlformats.org/officeDocument/2006/relationships" xmlns:w="http://schemas.openxmlformats.org/wordprocessingml/2006/main" xmlns:w14="http://schemas.microsoft.com/office/word/2010/wordml" xmlns:w15="http://schemas.microsoft.com/office/word/2012/wordml" xmlns:w16cex="http://schemas.microsoft.com/office/word/2018/wordml/cex" xmlns:w16cid="http://schemas.microsoft.com/office/word/2016/wordml/cid" xmlns:w16="http://schemas.microsoft.com/office/word/2018/wordml" xmlns:w16du="http://schemas.microsoft.com/office/word/2023/wordml/word16du" xmlns:w16sdtdh="http://schemas.microsoft.com/office/word/2020/wordml/sdtdatahash" xmlns:w16sdtfl="http://schemas.microsoft.com/office/word/2024/wordml/sdtformatlock" xmlns:w16se="http://schemas.microsoft.com/office/word/2015/wordml/symex" mc:Ignorable="w14 w15 w16se w16cid w16 w16cex w16sdtdh w16sdtfl w16du">
   <w:docDefaults>
     <w:rPrDefault>
       <w:rPr>
